--- a/kubernetes/Kubernetes useful commands.docx
+++ b/kubernetes/Kubernetes useful commands.docx
@@ -19,10 +19,147 @@
         </w:numPr>
       </w:pPr>
       <w:r>
-        <w:t>L</w:t>
-      </w:r>
-      <w:r>
-        <w:t>ist resources of a specific type</w:t>
+        <w:t>List resources of a specific type:</w:t>
+      </w:r>
+    </w:p>
+    <w:p>
+      <w:pPr>
+        <w:pStyle w:val="ListParagraph"/>
+        <w:numPr>
+          <w:ilvl w:val="1"/>
+          <w:numId w:val="2"/>
+        </w:numPr>
+      </w:pPr>
+      <w:r>
+        <w:t>In a specific namespace:</w:t>
+      </w:r>
+    </w:p>
+    <w:p>
+      <w:pPr>
+        <w:pStyle w:val="ListParagraph"/>
+        <w:numPr>
+          <w:ilvl w:val="2"/>
+          <w:numId w:val="2"/>
+        </w:numPr>
+      </w:pPr>
+      <w:r>
+        <w:t>Kubectl get &lt;resource-type&gt; -n &lt;namespace&gt;</w:t>
+      </w:r>
+    </w:p>
+    <w:p>
+      <w:pPr>
+        <w:pStyle w:val="ListParagraph"/>
+        <w:numPr>
+          <w:ilvl w:val="1"/>
+          <w:numId w:val="2"/>
+        </w:numPr>
+      </w:pPr>
+      <w:r>
+        <w:t>In all namespaces:</w:t>
+      </w:r>
+    </w:p>
+    <w:p>
+      <w:pPr>
+        <w:pStyle w:val="ListParagraph"/>
+        <w:numPr>
+          <w:ilvl w:val="2"/>
+          <w:numId w:val="2"/>
+        </w:numPr>
+      </w:pPr>
+      <w:r>
+        <w:t>Kubectl get &lt;resource-type&gt; -n --all-namespaces</w:t>
+      </w:r>
+    </w:p>
+    <w:p>
+      <w:pPr>
+        <w:pStyle w:val="ListParagraph"/>
+        <w:numPr>
+          <w:ilvl w:val="0"/>
+          <w:numId w:val="2"/>
+        </w:numPr>
+      </w:pPr>
+      <w:r>
+        <w:t>Get a specification of a specific resource in YAML format:</w:t>
+      </w:r>
+    </w:p>
+    <w:p>
+      <w:pPr>
+        <w:pStyle w:val="ListParagraph"/>
+        <w:numPr>
+          <w:ilvl w:val="1"/>
+          <w:numId w:val="2"/>
+        </w:numPr>
+      </w:pPr>
+      <w:r>
+        <w:t>Kubectl get &lt;resource-type&gt; &lt;resource-name&gt; -o yaml</w:t>
+      </w:r>
+    </w:p>
+    <w:p>
+      <w:pPr>
+        <w:pStyle w:val="ListParagraph"/>
+        <w:numPr>
+          <w:ilvl w:val="0"/>
+          <w:numId w:val="2"/>
+        </w:numPr>
+      </w:pPr>
+      <w:r>
+        <w:t>Get values for specific keys from the YAML manifest of a resource. In this example we take values corresponding to the spec &gt; tolerations key:</w:t>
+      </w:r>
+    </w:p>
+    <w:p>
+      <w:pPr>
+        <w:pStyle w:val="ListParagraph"/>
+        <w:numPr>
+          <w:ilvl w:val="1"/>
+          <w:numId w:val="2"/>
+        </w:numPr>
+      </w:pPr>
+      <w:r>
+        <w:t>Kubectl get … -o jsonpath=’{.spec.tolerations}’</w:t>
+      </w:r>
+    </w:p>
+    <w:p>
+      <w:pPr>
+        <w:pStyle w:val="Heading1"/>
+      </w:pPr>
+      <w:r>
+        <w:t>Create, edit and modify resources</w:t>
+      </w:r>
+    </w:p>
+    <w:p>
+      <w:pPr>
+        <w:pStyle w:val="ListParagraph"/>
+        <w:numPr>
+          <w:ilvl w:val="0"/>
+          <w:numId w:val="2"/>
+        </w:numPr>
+      </w:pPr>
+      <w:r>
+        <w:t>Delete a resource:</w:t>
+      </w:r>
+    </w:p>
+    <w:p>
+      <w:pPr>
+        <w:pStyle w:val="ListParagraph"/>
+        <w:numPr>
+          <w:ilvl w:val="1"/>
+          <w:numId w:val="2"/>
+        </w:numPr>
+      </w:pPr>
+      <w:r>
+        <w:t>Kubectl delete &lt;resource-type&gt; &lt;resource-name&gt;</w:t>
+      </w:r>
+    </w:p>
+    <w:p>
+      <w:pPr>
+        <w:pStyle w:val="ListParagraph"/>
+        <w:numPr>
+          <w:ilvl w:val="0"/>
+          <w:numId w:val="2"/>
+        </w:numPr>
+      </w:pPr>
+      <w:r>
+        <w:t>Edit a resource</w:t>
       </w:r>
       <w:r>
         <w:t>:</w:t>
@@ -37,7 +174,22 @@
         </w:numPr>
       </w:pPr>
       <w:r>
-        <w:t>In a specific namespace:</w:t>
+        <w:t>U</w:t>
+      </w:r>
+      <w:r>
+        <w:t>sing a chosen editor</w:t>
+      </w:r>
+      <w:r>
+        <w:t xml:space="preserve"> in terminal</w:t>
+      </w:r>
+      <w:r>
+        <w:t xml:space="preserve"> (</w:t>
+      </w:r>
+      <w:r>
+        <w:t>nano in this</w:t>
+      </w:r>
+      <w:r>
+        <w:t xml:space="preserve"> example):</w:t>
       </w:r>
     </w:p>
     <w:p>
@@ -49,10 +201,13 @@
         </w:numPr>
       </w:pPr>
       <w:r>
-        <w:t>Kubectl get &lt;resource-type&gt;</w:t>
-      </w:r>
-      <w:r>
-        <w:t xml:space="preserve"> -n &lt;namespace&gt;</w:t>
+        <w:t xml:space="preserve">EDITOR=nano </w:t>
+      </w:r>
+      <w:r>
+        <w:t>kubectl edit</w:t>
+      </w:r>
+      <w:r>
+        <w:t xml:space="preserve"> &lt;resource-type&gt; &lt;resource-name&gt;</w:t>
       </w:r>
     </w:p>
     <w:p>
@@ -64,7 +219,7 @@
         </w:numPr>
       </w:pPr>
       <w:r>
-        <w:t>In all namespaces:</w:t>
+        <w:t>Edit a resource by executing a single command and providing a pattern what to change:</w:t>
       </w:r>
     </w:p>
     <w:p>
@@ -76,10 +231,10 @@
         </w:numPr>
       </w:pPr>
       <w:r>
-        <w:t>Kubectl get &lt;resource-type&gt;</w:t>
-      </w:r>
-      <w:r>
-        <w:t xml:space="preserve"> -n --all-namespaces</w:t>
+        <w:t xml:space="preserve">Kubectl patch &lt;resource-type&gt; &lt;resource-name&gt; </w:t>
+      </w:r>
+      <w:r>
+        <w:t>--patch '&lt;patch-data&gt;' [options]</w:t>
       </w:r>
     </w:p>
     <w:p>
@@ -91,7 +246,7 @@
         </w:numPr>
       </w:pPr>
       <w:r>
-        <w:t>Get a specification of a specific resource in YAML format:</w:t>
+        <w:t>Deploy a resource using its YAML manifest:</w:t>
       </w:r>
     </w:p>
     <w:p>
@@ -103,13 +258,18 @@
         </w:numPr>
       </w:pPr>
       <w:r>
-        <w:t xml:space="preserve">Kubectl get </w:t>
-      </w:r>
-      <w:r>
-        <w:t>&lt;resource-type&gt; &lt;resource-name&gt;</w:t>
-      </w:r>
-      <w:r>
-        <w:t xml:space="preserve"> -o yaml</w:t>
+        <w:t>kubectl apply -f</w:t>
+      </w:r>
+      <w:r>
+        <w:t xml:space="preserve"> path_to_yaml_manifest</w:t>
+      </w:r>
+    </w:p>
+    <w:p>
+      <w:pPr>
+        <w:pStyle w:val="Heading1"/>
+      </w:pPr>
+      <w:r>
+        <w:t>Get logs</w:t>
       </w:r>
     </w:p>
     <w:p>
@@ -121,10 +281,7 @@
         </w:numPr>
       </w:pPr>
       <w:r>
-        <w:t>Get values for specific keys from the YAML manifest of a resource. In this example we take values corresponding to the spec &gt; tolerations key</w:t>
-      </w:r>
-      <w:r>
-        <w:t>:</w:t>
+        <w:t>Get logs from a resource:</w:t>
       </w:r>
     </w:p>
     <w:p>
@@ -136,15 +293,7 @@
         </w:numPr>
       </w:pPr>
       <w:r>
-        <w:t>Kubectl get … -o jsonpath=’{.spec.tolerations}’</w:t>
-      </w:r>
-    </w:p>
-    <w:p>
-      <w:pPr>
-        <w:pStyle w:val="Heading1"/>
-      </w:pPr>
-      <w:r>
-        <w:t>Create, edit and modify resources</w:t>
+        <w:t>Kubectl logs &lt;resource-type&gt; &lt;resource-name&gt;</w:t>
       </w:r>
     </w:p>
     <w:p>
@@ -156,7 +305,7 @@
         </w:numPr>
       </w:pPr>
       <w:r>
-        <w:t>Delete a resource:</w:t>
+        <w:t>Describe a resource (there is for example a field ‘events’ with logs):</w:t>
       </w:r>
     </w:p>
     <w:p>
@@ -168,10 +317,7 @@
         </w:numPr>
       </w:pPr>
       <w:r>
-        <w:t xml:space="preserve">Kubectl delete </w:t>
-      </w:r>
-      <w:r>
-        <w:t>&lt;resource-type&gt; &lt;resource-name&gt;</w:t>
+        <w:t>Kubectl describe &lt;resource-type&gt; &lt;resource-name&gt;</w:t>
       </w:r>
     </w:p>
     <w:p>
@@ -183,10 +329,7 @@
         </w:numPr>
       </w:pPr>
       <w:r>
-        <w:t>Edit a resource</w:t>
-      </w:r>
-      <w:r>
-        <w:t>:</w:t>
+        <w:t>Get events for a namespace:</w:t>
       </w:r>
     </w:p>
     <w:p>
@@ -198,175 +341,14 @@
         </w:numPr>
       </w:pPr>
       <w:r>
-        <w:t>U</w:t>
-      </w:r>
-      <w:r>
-        <w:t>sing a chosen editor</w:t>
-      </w:r>
-      <w:r>
-        <w:t xml:space="preserve"> in terminal</w:t>
-      </w:r>
-      <w:r>
-        <w:t xml:space="preserve"> (</w:t>
-      </w:r>
-      <w:r>
-        <w:t>nano in this</w:t>
-      </w:r>
-      <w:r>
-        <w:t xml:space="preserve"> example):</w:t>
-      </w:r>
-    </w:p>
-    <w:p>
-      <w:pPr>
-        <w:pStyle w:val="ListParagraph"/>
-        <w:numPr>
-          <w:ilvl w:val="2"/>
-          <w:numId w:val="2"/>
-        </w:numPr>
-      </w:pPr>
-      <w:r>
-        <w:t xml:space="preserve">EDITOR=nano </w:t>
-      </w:r>
-      <w:r>
-        <w:t>kubectl edit</w:t>
-      </w:r>
-      <w:r>
-        <w:t xml:space="preserve"> &lt;resource-type&gt; &lt;resource-name&gt;</w:t>
-      </w:r>
-    </w:p>
-    <w:p>
-      <w:pPr>
-        <w:pStyle w:val="ListParagraph"/>
-        <w:numPr>
-          <w:ilvl w:val="1"/>
-          <w:numId w:val="2"/>
-        </w:numPr>
-      </w:pPr>
-      <w:r>
-        <w:t>Edit a resource by executing a single command and providing a pattern what to change:</w:t>
-      </w:r>
-    </w:p>
-    <w:p>
-      <w:pPr>
-        <w:pStyle w:val="ListParagraph"/>
-        <w:numPr>
-          <w:ilvl w:val="2"/>
-          <w:numId w:val="2"/>
-        </w:numPr>
-      </w:pPr>
-      <w:r>
-        <w:t>Kubectl patch &lt;resource-type&gt; &lt;resource-name&gt;</w:t>
-      </w:r>
-      <w:r>
-        <w:t xml:space="preserve"> </w:t>
-      </w:r>
-      <w:r>
-        <w:t>--patch '&lt;patch-data&gt;' [options]</w:t>
-      </w:r>
-    </w:p>
-    <w:p>
-      <w:pPr>
-        <w:pStyle w:val="ListParagraph"/>
-        <w:numPr>
-          <w:ilvl w:val="0"/>
-          <w:numId w:val="2"/>
-        </w:numPr>
-      </w:pPr>
-      <w:r>
-        <w:t>Deploy a resource using its YAML manifest:</w:t>
-      </w:r>
-    </w:p>
-    <w:p>
-      <w:pPr>
-        <w:pStyle w:val="ListParagraph"/>
-        <w:numPr>
-          <w:ilvl w:val="1"/>
-          <w:numId w:val="2"/>
-        </w:numPr>
-      </w:pPr>
-      <w:r>
-        <w:t>kubectl apply -f</w:t>
-      </w:r>
-      <w:r>
-        <w:t xml:space="preserve"> path_to_yaml_manifest</w:t>
-      </w:r>
-    </w:p>
-    <w:p>
-      <w:pPr>
-        <w:pStyle w:val="Heading1"/>
-      </w:pPr>
-      <w:r>
-        <w:t>Get logs</w:t>
-      </w:r>
-    </w:p>
-    <w:p>
-      <w:pPr>
-        <w:pStyle w:val="ListParagraph"/>
-        <w:numPr>
-          <w:ilvl w:val="0"/>
-          <w:numId w:val="2"/>
-        </w:numPr>
-      </w:pPr>
-      <w:r>
-        <w:t>Get logs from a resource:</w:t>
-      </w:r>
-    </w:p>
-    <w:p>
-      <w:pPr>
-        <w:pStyle w:val="ListParagraph"/>
-        <w:numPr>
-          <w:ilvl w:val="1"/>
-          <w:numId w:val="2"/>
-        </w:numPr>
-      </w:pPr>
-      <w:r>
-        <w:t xml:space="preserve">Kubectl </w:t>
-      </w:r>
-      <w:r>
-        <w:t>logs</w:t>
-      </w:r>
-      <w:r>
-        <w:t xml:space="preserve"> &lt;resource-type&gt; &lt;resource-name&gt;</w:t>
-      </w:r>
-    </w:p>
-    <w:p>
-      <w:pPr>
-        <w:pStyle w:val="ListParagraph"/>
-        <w:numPr>
-          <w:ilvl w:val="0"/>
-          <w:numId w:val="2"/>
-        </w:numPr>
-      </w:pPr>
-      <w:r>
-        <w:t>Describe a resource (there is for example a field ‘events’ with logs):</w:t>
-      </w:r>
-    </w:p>
-    <w:p>
-      <w:pPr>
-        <w:pStyle w:val="ListParagraph"/>
-        <w:numPr>
-          <w:ilvl w:val="1"/>
-          <w:numId w:val="2"/>
-        </w:numPr>
-      </w:pPr>
-      <w:r>
-        <w:t xml:space="preserve">Kubectl </w:t>
-      </w:r>
-      <w:r>
-        <w:t>describe</w:t>
-      </w:r>
-      <w:r>
-        <w:t xml:space="preserve"> &lt;resource-type&gt; &lt;resource-name&gt;</w:t>
-      </w:r>
-    </w:p>
-    <w:p>
-      <w:pPr>
-        <w:pStyle w:val="ListParagraph"/>
-        <w:numPr>
-          <w:ilvl w:val="0"/>
-          <w:numId w:val="2"/>
-        </w:numPr>
-      </w:pPr>
+        <w:t xml:space="preserve">kubectl get events -n </w:t>
+      </w:r>
+      <w:r>
+        <w:t>&lt;namespace&gt;</w:t>
+      </w:r>
+      <w:r>
+        <w:t xml:space="preserve"> --sort-by=.lastTimestamp</w:t>
+      </w:r>
     </w:p>
     <w:p>
       <w:pPr>
@@ -412,10 +394,7 @@
         </w:numPr>
       </w:pPr>
       <w:r>
-        <w:t>Get access to a bash session in a running Pod</w:t>
-      </w:r>
-      <w:r>
-        <w:t>:</w:t>
+        <w:t>Get access to a bash session in a running Pod:</w:t>
       </w:r>
     </w:p>
     <w:p>
@@ -451,19 +430,7 @@
         </w:numPr>
       </w:pPr>
       <w:r>
-        <w:t>Create</w:t>
-      </w:r>
-      <w:r>
-        <w:t xml:space="preserve"> a Pod</w:t>
-      </w:r>
-      <w:r>
-        <w:t xml:space="preserve">, </w:t>
-      </w:r>
-      <w:r>
-        <w:t>get access to a bash session in it</w:t>
-      </w:r>
-      <w:r>
-        <w:t xml:space="preserve"> and delete the Pod after exiting that bash session:</w:t>
+        <w:t>Create a Pod, get access to a bash session in it and delete the Pod after exiting that bash session:</w:t>
       </w:r>
     </w:p>
     <w:p>
@@ -605,10 +572,7 @@
         </w:numPr>
       </w:pPr>
       <w:r>
-        <w:t>C</w:t>
-      </w:r>
-      <w:r>
-        <w:t>reate a Pod and keep it alive so we can check logs of that Pod:</w:t>
+        <w:t>Create a Pod and keep it alive so we can check logs of that Pod:</w:t>
       </w:r>
     </w:p>
     <w:p>

--- a/kubernetes/Kubernetes useful commands.docx
+++ b/kubernetes/Kubernetes useful commands.docx
@@ -507,7 +507,7 @@
         <w:t>kubectl rollout restart deployment</w:t>
       </w:r>
       <w:r>
-        <w:t xml:space="preserve"> &lt;resource-type&gt; &lt;resource-name&gt;</w:t>
+        <w:t xml:space="preserve"> &lt;resource-name&gt;</w:t>
       </w:r>
     </w:p>
     <w:p>
@@ -664,6 +664,89 @@
         </w:numPr>
       </w:pPr>
     </w:p>
+    <w:p>
+      <w:pPr>
+        <w:pStyle w:val="Heading1"/>
+      </w:pPr>
+      <w:r>
+        <w:t>Helm</w:t>
+      </w:r>
+    </w:p>
+    <w:p>
+      <w:pPr>
+        <w:pStyle w:val="ListParagraph"/>
+        <w:numPr>
+          <w:ilvl w:val="0"/>
+          <w:numId w:val="5"/>
+        </w:numPr>
+      </w:pPr>
+      <w:r>
+        <w:t>Install dependencies from our chart (run it from the chart directory):</w:t>
+      </w:r>
+    </w:p>
+    <w:p>
+      <w:pPr>
+        <w:pStyle w:val="ListParagraph"/>
+        <w:numPr>
+          <w:ilvl w:val="1"/>
+          <w:numId w:val="5"/>
+        </w:numPr>
+      </w:pPr>
+      <w:r>
+        <w:t>helm dependency update</w:t>
+      </w:r>
+    </w:p>
+    <w:p>
+      <w:pPr>
+        <w:pStyle w:val="ListParagraph"/>
+        <w:numPr>
+          <w:ilvl w:val="0"/>
+          <w:numId w:val="5"/>
+        </w:numPr>
+      </w:pPr>
+      <w:r>
+        <w:t>Install helm chart (deploy all the templates). This command will deploy all the resources in the specified namespace and create it if it doesn’t exist yet:</w:t>
+      </w:r>
+    </w:p>
+    <w:p>
+      <w:pPr>
+        <w:pStyle w:val="ListParagraph"/>
+        <w:numPr>
+          <w:ilvl w:val="1"/>
+          <w:numId w:val="5"/>
+        </w:numPr>
+      </w:pPr>
+      <w:r>
+        <w:t>Helm install &lt;release-name&gt; ./path_to_chart_directory --namespace=&lt;namespace&gt; --create-namespace</w:t>
+      </w:r>
+    </w:p>
+    <w:p>
+      <w:pPr>
+        <w:pStyle w:val="ListParagraph"/>
+        <w:numPr>
+          <w:ilvl w:val="0"/>
+          <w:numId w:val="5"/>
+        </w:numPr>
+      </w:pPr>
+      <w:r>
+        <w:t>Once we installed a chart and we made some change in one of the template files, we can update our chart by running:</w:t>
+      </w:r>
+    </w:p>
+    <w:p>
+      <w:pPr>
+        <w:pStyle w:val="ListParagraph"/>
+        <w:numPr>
+          <w:ilvl w:val="1"/>
+          <w:numId w:val="5"/>
+        </w:numPr>
+      </w:pPr>
+      <w:r>
+        <w:t xml:space="preserve">helm upgrade &lt;release-name&gt; </w:t>
+      </w:r>
+      <w:r>
+        <w:t>./path_to_chart_directory</w:t>
+      </w:r>
+    </w:p>
     <w:p/>
     <w:sectPr>
       <w:pgSz w:w="12240" w:h="15840"/>
@@ -904,6 +987,119 @@
     </w:lvl>
   </w:abstractNum>
   <w:abstractNum w:abstractNumId="2" w15:restartNumberingAfterBreak="0">
+    <w:nsid w:val="47140B2C"/>
+    <w:multiLevelType w:val="hybridMultilevel"/>
+    <w:tmpl w:val="9BFC9876"/>
+    <w:lvl w:ilvl="0" w:tplc="04090001">
+      <w:start w:val="1"/>
+      <w:numFmt w:val="bullet"/>
+      <w:lvlText w:val=""/>
+      <w:lvlJc w:val="left"/>
+      <w:pPr>
+        <w:ind w:left="720" w:hanging="360"/>
+      </w:pPr>
+      <w:rPr>
+        <w:rFonts w:ascii="Symbol" w:hAnsi="Symbol" w:hint="default"/>
+      </w:rPr>
+    </w:lvl>
+    <w:lvl w:ilvl="1" w:tplc="04090003">
+      <w:start w:val="1"/>
+      <w:numFmt w:val="bullet"/>
+      <w:lvlText w:val="o"/>
+      <w:lvlJc w:val="left"/>
+      <w:pPr>
+        <w:ind w:left="1440" w:hanging="360"/>
+      </w:pPr>
+      <w:rPr>
+        <w:rFonts w:ascii="Courier New" w:hAnsi="Courier New" w:cs="Courier New" w:hint="default"/>
+      </w:rPr>
+    </w:lvl>
+    <w:lvl w:ilvl="2" w:tplc="04090005" w:tentative="1">
+      <w:start w:val="1"/>
+      <w:numFmt w:val="bullet"/>
+      <w:lvlText w:val=""/>
+      <w:lvlJc w:val="left"/>
+      <w:pPr>
+        <w:ind w:left="2160" w:hanging="360"/>
+      </w:pPr>
+      <w:rPr>
+        <w:rFonts w:ascii="Wingdings" w:hAnsi="Wingdings" w:hint="default"/>
+      </w:rPr>
+    </w:lvl>
+    <w:lvl w:ilvl="3" w:tplc="04090001" w:tentative="1">
+      <w:start w:val="1"/>
+      <w:numFmt w:val="bullet"/>
+      <w:lvlText w:val=""/>
+      <w:lvlJc w:val="left"/>
+      <w:pPr>
+        <w:ind w:left="2880" w:hanging="360"/>
+      </w:pPr>
+      <w:rPr>
+        <w:rFonts w:ascii="Symbol" w:hAnsi="Symbol" w:hint="default"/>
+      </w:rPr>
+    </w:lvl>
+    <w:lvl w:ilvl="4" w:tplc="04090003" w:tentative="1">
+      <w:start w:val="1"/>
+      <w:numFmt w:val="bullet"/>
+      <w:lvlText w:val="o"/>
+      <w:lvlJc w:val="left"/>
+      <w:pPr>
+        <w:ind w:left="3600" w:hanging="360"/>
+      </w:pPr>
+      <w:rPr>
+        <w:rFonts w:ascii="Courier New" w:hAnsi="Courier New" w:cs="Courier New" w:hint="default"/>
+      </w:rPr>
+    </w:lvl>
+    <w:lvl w:ilvl="5" w:tplc="04090005" w:tentative="1">
+      <w:start w:val="1"/>
+      <w:numFmt w:val="bullet"/>
+      <w:lvlText w:val=""/>
+      <w:lvlJc w:val="left"/>
+      <w:pPr>
+        <w:ind w:left="4320" w:hanging="360"/>
+      </w:pPr>
+      <w:rPr>
+        <w:rFonts w:ascii="Wingdings" w:hAnsi="Wingdings" w:hint="default"/>
+      </w:rPr>
+    </w:lvl>
+    <w:lvl w:ilvl="6" w:tplc="04090001" w:tentative="1">
+      <w:start w:val="1"/>
+      <w:numFmt w:val="bullet"/>
+      <w:lvlText w:val=""/>
+      <w:lvlJc w:val="left"/>
+      <w:pPr>
+        <w:ind w:left="5040" w:hanging="360"/>
+      </w:pPr>
+      <w:rPr>
+        <w:rFonts w:ascii="Symbol" w:hAnsi="Symbol" w:hint="default"/>
+      </w:rPr>
+    </w:lvl>
+    <w:lvl w:ilvl="7" w:tplc="04090003" w:tentative="1">
+      <w:start w:val="1"/>
+      <w:numFmt w:val="bullet"/>
+      <w:lvlText w:val="o"/>
+      <w:lvlJc w:val="left"/>
+      <w:pPr>
+        <w:ind w:left="5760" w:hanging="360"/>
+      </w:pPr>
+      <w:rPr>
+        <w:rFonts w:ascii="Courier New" w:hAnsi="Courier New" w:cs="Courier New" w:hint="default"/>
+      </w:rPr>
+    </w:lvl>
+    <w:lvl w:ilvl="8" w:tplc="04090005" w:tentative="1">
+      <w:start w:val="1"/>
+      <w:numFmt w:val="bullet"/>
+      <w:lvlText w:val=""/>
+      <w:lvlJc w:val="left"/>
+      <w:pPr>
+        <w:ind w:left="6480" w:hanging="360"/>
+      </w:pPr>
+      <w:rPr>
+        <w:rFonts w:ascii="Wingdings" w:hAnsi="Wingdings" w:hint="default"/>
+      </w:rPr>
+    </w:lvl>
+  </w:abstractNum>
+  <w:abstractNum w:abstractNumId="3" w15:restartNumberingAfterBreak="0">
     <w:nsid w:val="57117CA2"/>
     <w:multiLevelType w:val="hybridMultilevel"/>
     <w:tmpl w:val="2F1A4430"/>
@@ -1016,7 +1212,7 @@
       </w:rPr>
     </w:lvl>
   </w:abstractNum>
-  <w:abstractNum w:abstractNumId="3" w15:restartNumberingAfterBreak="0">
+  <w:abstractNum w:abstractNumId="4" w15:restartNumberingAfterBreak="0">
     <w:nsid w:val="7A182DFA"/>
     <w:multiLevelType w:val="hybridMultilevel"/>
     <w:tmpl w:val="DC36A9D2"/>
@@ -1133,13 +1329,16 @@
     <w:abstractNumId w:val="0"/>
   </w:num>
   <w:num w:numId="2" w16cid:durableId="1563636961">
-    <w:abstractNumId w:val="2"/>
+    <w:abstractNumId w:val="3"/>
   </w:num>
   <w:num w:numId="3" w16cid:durableId="957222909">
     <w:abstractNumId w:val="1"/>
   </w:num>
   <w:num w:numId="4" w16cid:durableId="24134296">
-    <w:abstractNumId w:val="3"/>
+    <w:abstractNumId w:val="4"/>
+  </w:num>
+  <w:num w:numId="5" w16cid:durableId="1839155016">
+    <w:abstractNumId w:val="2"/>
   </w:num>
 </w:numbering>
 </file>
